--- a/QA_EVIDENCE/V28R1/DOCX_FIXTURES/english-report.docx
+++ b/QA_EVIDENCE/V28R1/DOCX_FIXTURES/english-report.docx
@@ -568,7 +568,7 @@
           <w:color w:val="667085"/>
           <w:lang w:val="en-US" w:bidi="en-US"/>
         </w:rPr>
-        <w:t xml:space="preserve">Generated locally by Archestro Meeting Vault • 2026-10-05 12:29</w:t>
+        <w:t xml:space="preserve">Generated locally by Archestro Meeting Vault • 2026-10-05 22:39</w:t>
       </w:r>
     </w:p>
     <w:sectPr>

--- a/QA_EVIDENCE/V28R1/DOCX_FIXTURES/english-report.docx
+++ b/QA_EVIDENCE/V28R1/DOCX_FIXTURES/english-report.docx
@@ -568,7 +568,7 @@
           <w:color w:val="667085"/>
           <w:lang w:val="en-US" w:bidi="en-US"/>
         </w:rPr>
-        <w:t xml:space="preserve">Generated locally by Archestro Meeting Vault • 2026-10-05 22:39</w:t>
+        <w:t xml:space="preserve">Generated locally by Archestro Meeting Vault • 2026-10-05 22:45</w:t>
       </w:r>
     </w:p>
     <w:sectPr>
